--- a/place-branding/09_Questions_for_Hannah.docx
+++ b/place-branding/09_Questions_for_Hannah.docx
@@ -659,6 +659,31 @@
           <w:i/>
         </w:rPr>
         <w:t xml:space="preserve">Var ser ni restaurangen om ett år?</w:t>
+      </w:r>
+    </w:p>
+    <w:p>
+      <w:pPr>
+        <w:numPr>
+          <w:ilvl w:val="0"/>
+          <w:numId w:val="1005"/>
+        </w:numPr>
+      </w:pPr>
+      <w:r>
+        <w:rPr>
+          <w:bCs/>
+          <w:b/>
+        </w:rPr>
+        <w:t xml:space="preserve">Are there local businesses, food producers or groups you would like to work with?</w:t>
+      </w:r>
+      <w:r>
+        <w:br/>
+      </w:r>
+      <w:r>
+        <w:rPr>
+          <w:iCs/>
+          <w:i/>
+        </w:rPr>
+        <w:t xml:space="preserve">Finns det lokala företag, matproducenter eller föreningar som ni skulle vilja samarbeta med?</w:t>
       </w:r>
     </w:p>
     <w:bookmarkEnd w:id="24"/>

--- a/place-branding/09_Questions_for_Hannah.docx
+++ b/place-branding/09_Questions_for_Hannah.docx
@@ -33,13 +33,13 @@
         <w:pStyle w:val="Subtitle"/>
       </w:pPr>
       <w:r>
-        <w:t xml:space="preserve">[[RESTAURANT</w:t>
+        <w:t xml:space="preserve">Tomasii</w:t>
       </w:r>
       <w:r>
         <w:t xml:space="preserve"> </w:t>
       </w:r>
       <w:r>
-        <w:t xml:space="preserve">NAME]]</w:t>
+        <w:t xml:space="preserve">Restaurang</w:t>
       </w:r>
       <w:r>
         <w:t xml:space="preserve"> </w:t>
@@ -233,7 +233,7 @@
           <w:bCs/>
           <w:b/>
         </w:rPr>
-        <w:t xml:space="preserve">Why this street and this building? Do you know about the restaurant that was here before?</w:t>
+        <w:t xml:space="preserve">When did opening a restaurant here start to feel like a real possibility?</w:t>
       </w:r>
       <w:r>
         <w:br/>
@@ -243,7 +243,7 @@
           <w:iCs/>
           <w:i/>
         </w:rPr>
-        <w:t xml:space="preserve">Varför just den här gatan och den här lokalen? Vet ni något om restaurangen som fanns här tidigare?</w:t>
+        <w:t xml:space="preserve">När började det kännas som en verklig möjlighet att öppna en restaurang här?</w:t>
       </w:r>
     </w:p>
     <w:p>
@@ -258,6 +258,31 @@
           <w:bCs/>
           <w:b/>
         </w:rPr>
+        <w:t xml:space="preserve">Why this street and this building? Do you know about the restaurant that was here before?</w:t>
+      </w:r>
+      <w:r>
+        <w:br/>
+      </w:r>
+      <w:r>
+        <w:rPr>
+          <w:iCs/>
+          <w:i/>
+        </w:rPr>
+        <w:t xml:space="preserve">Varför just den här gatan och den här lokalen? Vet ni något om restaurangen som fanns här tidigare?</w:t>
+      </w:r>
+    </w:p>
+    <w:p>
+      <w:pPr>
+        <w:numPr>
+          <w:ilvl w:val="0"/>
+          <w:numId w:val="1001"/>
+        </w:numPr>
+      </w:pPr>
+      <w:r>
+        <w:rPr>
+          <w:bCs/>
+          <w:b/>
+        </w:rPr>
         <w:t xml:space="preserve">What do you remember about the opening day, 1 October?</w:t>
       </w:r>
       <w:r>
@@ -331,39 +356,14 @@
         <w:t xml:space="preserve">Använder ni några råvaror från Örebroområdet? Varför eller varför inte?</w:t>
       </w:r>
     </w:p>
-    <w:p>
-      <w:pPr>
-        <w:numPr>
-          <w:ilvl w:val="0"/>
-          <w:numId w:val="1002"/>
-        </w:numPr>
-      </w:pPr>
-      <w:r>
-        <w:rPr>
-          <w:bCs/>
-          <w:b/>
-        </w:rPr>
-        <w:t xml:space="preserve">What makes your restaurant special?</w:t>
-      </w:r>
-      <w:r>
-        <w:br/>
-      </w:r>
-      <w:r>
-        <w:rPr>
-          <w:iCs/>
-          <w:i/>
-        </w:rPr>
-        <w:t xml:space="preserve">Vad gör er restaurang speciell?</w:t>
-      </w:r>
-    </w:p>
     <w:bookmarkEnd w:id="21"/>
-    <w:bookmarkStart w:id="22" w:name="your-guests-era-gäster"/>
+    <w:bookmarkStart w:id="22" w:name="Xe29ce5bb44730e58d8e1ee0bdfc4ef17e9e9523"/>
     <w:p>
       <w:pPr>
         <w:pStyle w:val="Heading2"/>
       </w:pPr>
       <w:r>
-        <w:t xml:space="preserve">Your guests / Era gäster</w:t>
+        <w:t xml:space="preserve">Your guests and neighbours / Era gäster och grannar</w:t>
       </w:r>
     </w:p>
     <w:p>
@@ -403,7 +403,7 @@
           <w:bCs/>
           <w:b/>
         </w:rPr>
-        <w:t xml:space="preserve">What do people in Örebro like when they eat out?</w:t>
+        <w:t xml:space="preserve">How have the neighbours welcomed you?</w:t>
       </w:r>
       <w:r>
         <w:br/>
@@ -413,17 +413,17 @@
           <w:iCs/>
           <w:i/>
         </w:rPr>
-        <w:t xml:space="preserve">Vad tycker folk i Örebro om när de äter ute?</w:t>
+        <w:t xml:space="preserve">Hur har grannarna tagit emot er?</w:t>
       </w:r>
     </w:p>
     <w:bookmarkEnd w:id="22"/>
-    <w:bookmarkStart w:id="23" w:name="X43232f3daee490cc986956717f384497460d42a"/>
+    <w:bookmarkStart w:id="23" w:name="Xce0ce2e4f6869355ec85e1bce067ff40d7ae908"/>
     <w:p>
       <w:pPr>
         <w:pStyle w:val="Heading2"/>
       </w:pPr>
       <w:r>
-        <w:t xml:space="preserve">Starting a business / Att starta ett företag</w:t>
+        <w:t xml:space="preserve">Starting the business / Att starta företaget</w:t>
       </w:r>
     </w:p>
     <w:p>
@@ -438,7 +438,7 @@
           <w:bCs/>
           <w:b/>
         </w:rPr>
-        <w:t xml:space="preserve">What has been the hardest part of opening a restaurant in Örebro?</w:t>
+        <w:t xml:space="preserve">What helped you get started? For example people, the municipality, neighbours or other businesses.</w:t>
       </w:r>
       <w:r>
         <w:br/>
@@ -448,7 +448,7 @@
           <w:iCs/>
           <w:i/>
         </w:rPr>
-        <w:t xml:space="preserve">Vad har varit svårast med att öppna en restaurang i Örebro?</w:t>
+        <w:t xml:space="preserve">Vad hjälpte er att komma igång? Till exempel personer, kommunen, grannar eller andra företag.</w:t>
       </w:r>
     </w:p>
     <w:p>
@@ -463,7 +463,7 @@
           <w:bCs/>
           <w:b/>
         </w:rPr>
-        <w:t xml:space="preserve">Did anyone help you? For example the municipality, neighbours or other businesses?</w:t>
+        <w:t xml:space="preserve">What has been the biggest unexpected difficulty so far?</w:t>
       </w:r>
       <w:r>
         <w:br/>
@@ -473,7 +473,7 @@
           <w:iCs/>
           <w:i/>
         </w:rPr>
-        <w:t xml:space="preserve">Fick ni hjälp av någon? Till exempel kommunen, grannar eller andra företag?</w:t>
+        <w:t xml:space="preserve">Vad har varit den största oväntade svårigheten hittills?</w:t>
       </w:r>
     </w:p>
     <w:p>
@@ -488,7 +488,7 @@
           <w:bCs/>
           <w:b/>
         </w:rPr>
-        <w:t xml:space="preserve">Many restaurants in Sweden have closed in the last two years. How does it feel to start one now?</w:t>
+        <w:t xml:space="preserve">What is it like to run the restaurant as a family?</w:t>
       </w:r>
       <w:r>
         <w:br/>
@@ -498,7 +498,7 @@
           <w:iCs/>
           <w:i/>
         </w:rPr>
-        <w:t xml:space="preserve">Många restauranger i Sverige har fått stänga de senaste två åren. Hur känns det att starta en just nu?</w:t>
+        <w:t xml:space="preserve">Hur är det att driva restaurangen som familj?</w:t>
       </w:r>
     </w:p>
     <w:p>
@@ -513,7 +513,7 @@
           <w:bCs/>
           <w:b/>
         </w:rPr>
-        <w:t xml:space="preserve">How have the neighbours welcomed you?</w:t>
+        <w:t xml:space="preserve">Are there local businesses, food producers or groups you would like to work with?</w:t>
       </w:r>
       <w:r>
         <w:br/>
@@ -523,32 +523,7 @@
           <w:iCs/>
           <w:i/>
         </w:rPr>
-        <w:t xml:space="preserve">Hur har grannarna tagit emot er?</w:t>
-      </w:r>
-    </w:p>
-    <w:p>
-      <w:pPr>
-        <w:numPr>
-          <w:ilvl w:val="0"/>
-          <w:numId w:val="1004"/>
-        </w:numPr>
-      </w:pPr>
-      <w:r>
-        <w:rPr>
-          <w:bCs/>
-          <w:b/>
-        </w:rPr>
-        <w:t xml:space="preserve">What is it like to run the restaurant as a family?</w:t>
-      </w:r>
-      <w:r>
-        <w:br/>
-      </w:r>
-      <w:r>
-        <w:rPr>
-          <w:iCs/>
-          <w:i/>
-        </w:rPr>
-        <w:t xml:space="preserve">Hur är det att driva restaurangen som familj?</w:t>
+        <w:t xml:space="preserve">Finns det lokala företag, matproducenter eller föreningar som ni skulle vilja samarbeta med?</w:t>
       </w:r>
     </w:p>
     <w:bookmarkEnd w:id="23"/>
@@ -598,7 +573,7 @@
           <w:bCs/>
           <w:b/>
         </w:rPr>
-        <w:t xml:space="preserve">Is Örebro a good place to start something new? Why?</w:t>
+        <w:t xml:space="preserve">Is Örebro a good place to start something new? Why or why not?</w:t>
       </w:r>
       <w:r>
         <w:br/>
@@ -608,7 +583,7 @@
           <w:iCs/>
           <w:i/>
         </w:rPr>
-        <w:t xml:space="preserve">Är Örebro en bra plats att starta något nytt på? Varför?</w:t>
+        <w:t xml:space="preserve">Är Örebro en bra plats att starta något nytt på? Varför eller varför inte?</w:t>
       </w:r>
     </w:p>
     <w:p>
@@ -659,31 +634,6 @@
           <w:i/>
         </w:rPr>
         <w:t xml:space="preserve">Var ser ni restaurangen om ett år?</w:t>
-      </w:r>
-    </w:p>
-    <w:p>
-      <w:pPr>
-        <w:numPr>
-          <w:ilvl w:val="0"/>
-          <w:numId w:val="1005"/>
-        </w:numPr>
-      </w:pPr>
-      <w:r>
-        <w:rPr>
-          <w:bCs/>
-          <w:b/>
-        </w:rPr>
-        <w:t xml:space="preserve">Are there local businesses, food producers or groups you would like to work with?</w:t>
-      </w:r>
-      <w:r>
-        <w:br/>
-      </w:r>
-      <w:r>
-        <w:rPr>
-          <w:iCs/>
-          <w:i/>
-        </w:rPr>
-        <w:t xml:space="preserve">Finns det lokala företag, matproducenter eller föreningar som ni skulle vilja samarbeta med?</w:t>
       </w:r>
     </w:p>
     <w:bookmarkEnd w:id="24"/>
@@ -822,7 +772,7 @@
         <w:t xml:space="preserve"> </w:t>
       </w:r>
       <w:r>
-        <w:t xml:space="preserve">David Ezieshi · [[YOUR PHONE OR EMAIL]]</w:t>
+        <w:t xml:space="preserve">Ayodele Adeleye · [[YOUR PHONE OR EMAIL]]</w:t>
       </w:r>
     </w:p>
     <w:bookmarkEnd w:id="25"/>
@@ -1017,11 +967,11 @@
       </w:pPr>
     </w:lvl>
   </w:abstractNum>
-  <w:abstractNum w:abstractNumId="99415">
-    <w:nsid w:val="A99415"/>
+  <w:abstractNum w:abstractNumId="99416">
+    <w:nsid w:val="A99416"/>
     <w:multiLevelType w:val="multilevel"/>
     <w:lvl w:ilvl="0">
-      <w:start w:val="5"/>
+      <w:start w:val="6"/>
       <w:numFmt w:val="decimal"/>
       <w:lvlText w:val="%1."/>
       <w:lvlJc w:val="left"/>
@@ -1030,7 +980,7 @@
       </w:pPr>
     </w:lvl>
     <w:lvl w:ilvl="1">
-      <w:start w:val="5"/>
+      <w:start w:val="6"/>
       <w:numFmt w:val="decimal"/>
       <w:lvlText w:val="%2."/>
       <w:lvlJc w:val="left"/>
@@ -1039,7 +989,7 @@
       </w:pPr>
     </w:lvl>
     <w:lvl w:ilvl="2">
-      <w:start w:val="5"/>
+      <w:start w:val="6"/>
       <w:numFmt w:val="decimal"/>
       <w:lvlText w:val="%3."/>
       <w:lvlJc w:val="left"/>
@@ -1048,7 +998,7 @@
       </w:pPr>
     </w:lvl>
     <w:lvl w:ilvl="3">
-      <w:start w:val="5"/>
+      <w:start w:val="6"/>
       <w:numFmt w:val="decimal"/>
       <w:lvlText w:val="%4."/>
       <w:lvlJc w:val="left"/>
@@ -1057,7 +1007,7 @@
       </w:pPr>
     </w:lvl>
     <w:lvl w:ilvl="4">
-      <w:start w:val="5"/>
+      <w:start w:val="6"/>
       <w:numFmt w:val="decimal"/>
       <w:lvlText w:val="%5."/>
       <w:lvlJc w:val="left"/>
@@ -1066,7 +1016,7 @@
       </w:pPr>
     </w:lvl>
     <w:lvl w:ilvl="5">
-      <w:start w:val="5"/>
+      <w:start w:val="6"/>
       <w:numFmt w:val="decimal"/>
       <w:lvlText w:val="%6."/>
       <w:lvlJc w:val="left"/>
@@ -1075,7 +1025,7 @@
       </w:pPr>
     </w:lvl>
     <w:lvl w:ilvl="6">
-      <w:start w:val="5"/>
+      <w:start w:val="6"/>
       <w:numFmt w:val="decimal"/>
       <w:lvlText w:val="%7."/>
       <w:lvlJc w:val="left"/>
@@ -1084,7 +1034,7 @@
       </w:pPr>
     </w:lvl>
     <w:lvl w:ilvl="7">
-      <w:start w:val="5"/>
+      <w:start w:val="6"/>
       <w:numFmt w:val="decimal"/>
       <w:lvlText w:val="%8."/>
       <w:lvlJc w:val="left"/>
@@ -1093,7 +1043,7 @@
       </w:pPr>
     </w:lvl>
     <w:lvl w:ilvl="8">
-      <w:start w:val="5"/>
+      <w:start w:val="6"/>
       <w:numFmt w:val="decimal"/>
       <w:lvlText w:val="%9."/>
       <w:lvlJc w:val="left"/>
@@ -1272,11 +1222,11 @@
       </w:pPr>
     </w:lvl>
   </w:abstractNum>
-  <w:abstractNum w:abstractNumId="994115">
-    <w:nsid w:val="A994115"/>
+  <w:abstractNum w:abstractNumId="994114">
+    <w:nsid w:val="A994114"/>
     <w:multiLevelType w:val="multilevel"/>
     <w:lvl w:ilvl="0">
-      <w:start w:val="15"/>
+      <w:start w:val="14"/>
       <w:numFmt w:val="decimal"/>
       <w:lvlText w:val="%1."/>
       <w:lvlJc w:val="left"/>
@@ -1285,7 +1235,7 @@
       </w:pPr>
     </w:lvl>
     <w:lvl w:ilvl="1">
-      <w:start w:val="15"/>
+      <w:start w:val="14"/>
       <w:numFmt w:val="decimal"/>
       <w:lvlText w:val="%2."/>
       <w:lvlJc w:val="left"/>
@@ -1294,7 +1244,7 @@
       </w:pPr>
     </w:lvl>
     <w:lvl w:ilvl="2">
-      <w:start w:val="15"/>
+      <w:start w:val="14"/>
       <w:numFmt w:val="decimal"/>
       <w:lvlText w:val="%3."/>
       <w:lvlJc w:val="left"/>
@@ -1303,7 +1253,7 @@
       </w:pPr>
     </w:lvl>
     <w:lvl w:ilvl="3">
-      <w:start w:val="15"/>
+      <w:start w:val="14"/>
       <w:numFmt w:val="decimal"/>
       <w:lvlText w:val="%4."/>
       <w:lvlJc w:val="left"/>
@@ -1312,7 +1262,7 @@
       </w:pPr>
     </w:lvl>
     <w:lvl w:ilvl="4">
-      <w:start w:val="15"/>
+      <w:start w:val="14"/>
       <w:numFmt w:val="decimal"/>
       <w:lvlText w:val="%5."/>
       <w:lvlJc w:val="left"/>
@@ -1321,7 +1271,7 @@
       </w:pPr>
     </w:lvl>
     <w:lvl w:ilvl="5">
-      <w:start w:val="15"/>
+      <w:start w:val="14"/>
       <w:numFmt w:val="decimal"/>
       <w:lvlText w:val="%6."/>
       <w:lvlJc w:val="left"/>
@@ -1330,7 +1280,7 @@
       </w:pPr>
     </w:lvl>
     <w:lvl w:ilvl="6">
-      <w:start w:val="15"/>
+      <w:start w:val="14"/>
       <w:numFmt w:val="decimal"/>
       <w:lvlText w:val="%7."/>
       <w:lvlJc w:val="left"/>
@@ -1339,7 +1289,7 @@
       </w:pPr>
     </w:lvl>
     <w:lvl w:ilvl="7">
-      <w:start w:val="15"/>
+      <w:start w:val="14"/>
       <w:numFmt w:val="decimal"/>
       <w:lvlText w:val="%8."/>
       <w:lvlJc w:val="left"/>
@@ -1348,7 +1298,7 @@
       </w:pPr>
     </w:lvl>
     <w:lvl w:ilvl="8">
-      <w:start w:val="15"/>
+      <w:start w:val="14"/>
       <w:numFmt w:val="decimal"/>
       <w:lvlText w:val="%9."/>
       <w:lvlJc w:val="left"/>
@@ -1467,33 +1417,33 @@
     </w:lvlOverride>
   </w:num>
   <w:num w:numId="1002">
-    <w:abstractNumId w:val="99415"/>
+    <w:abstractNumId w:val="99416"/>
     <w:lvlOverride w:ilvl="0">
-      <w:startOverride w:val="5"/>
+      <w:startOverride w:val="6"/>
     </w:lvlOverride>
     <w:lvlOverride w:ilvl="1">
-      <w:startOverride w:val="5"/>
+      <w:startOverride w:val="6"/>
     </w:lvlOverride>
     <w:lvlOverride w:ilvl="2">
-      <w:startOverride w:val="5"/>
+      <w:startOverride w:val="6"/>
     </w:lvlOverride>
     <w:lvlOverride w:ilvl="3">
-      <w:startOverride w:val="5"/>
+      <w:startOverride w:val="6"/>
     </w:lvlOverride>
     <w:lvlOverride w:ilvl="4">
-      <w:startOverride w:val="5"/>
+      <w:startOverride w:val="6"/>
     </w:lvlOverride>
     <w:lvlOverride w:ilvl="5">
-      <w:startOverride w:val="5"/>
+      <w:startOverride w:val="6"/>
     </w:lvlOverride>
     <w:lvlOverride w:ilvl="6">
-      <w:startOverride w:val="5"/>
+      <w:startOverride w:val="6"/>
     </w:lvlOverride>
     <w:lvlOverride w:ilvl="7">
-      <w:startOverride w:val="5"/>
+      <w:startOverride w:val="6"/>
     </w:lvlOverride>
     <w:lvlOverride w:ilvl="8">
-      <w:startOverride w:val="5"/>
+      <w:startOverride w:val="6"/>
     </w:lvlOverride>
   </w:num>
   <w:num w:numId="1003">
@@ -1557,33 +1507,33 @@
     </w:lvlOverride>
   </w:num>
   <w:num w:numId="1005">
-    <w:abstractNumId w:val="994115"/>
+    <w:abstractNumId w:val="994114"/>
     <w:lvlOverride w:ilvl="0">
-      <w:startOverride w:val="15"/>
+      <w:startOverride w:val="14"/>
     </w:lvlOverride>
     <w:lvlOverride w:ilvl="1">
-      <w:startOverride w:val="15"/>
+      <w:startOverride w:val="14"/>
     </w:lvlOverride>
     <w:lvlOverride w:ilvl="2">
-      <w:startOverride w:val="15"/>
+      <w:startOverride w:val="14"/>
     </w:lvlOverride>
     <w:lvlOverride w:ilvl="3">
-      <w:startOverride w:val="15"/>
+      <w:startOverride w:val="14"/>
     </w:lvlOverride>
     <w:lvlOverride w:ilvl="4">
-      <w:startOverride w:val="15"/>
+      <w:startOverride w:val="14"/>
     </w:lvlOverride>
     <w:lvlOverride w:ilvl="5">
-      <w:startOverride w:val="15"/>
+      <w:startOverride w:val="14"/>
     </w:lvlOverride>
     <w:lvlOverride w:ilvl="6">
-      <w:startOverride w:val="15"/>
+      <w:startOverride w:val="14"/>
     </w:lvlOverride>
     <w:lvlOverride w:ilvl="7">
-      <w:startOverride w:val="15"/>
+      <w:startOverride w:val="14"/>
     </w:lvlOverride>
     <w:lvlOverride w:ilvl="8">
-      <w:startOverride w:val="15"/>
+      <w:startOverride w:val="14"/>
     </w:lvlOverride>
   </w:num>
   <w:num w:numId="1006">
